--- a/KANWAL_timetable.docx
+++ b/KANWAL_timetable.docx
@@ -7,7 +7,12 @@
         <w:pStyle w:val="Title"/>
       </w:pPr>
       <w:r>
-        <w:t>Teacher Timetable - KANWAL</w:t>
+        <w:t>Teacher Timetable — KANWAL</w:t>
+      </w:r>
+    </w:p>
+    <w:p>
+      <w:r>
+        <w:t>Total Weekly Periods: 25</w:t>
       </w:r>
     </w:p>
     <w:tbl>
@@ -17,17 +22,19 @@
         <w:tblLook w:firstColumn="1" w:firstRow="1" w:lastColumn="0" w:lastRow="0" w:noHBand="0" w:noVBand="1" w:val="04A0"/>
       </w:tblPr>
       <w:tblGrid>
-        <w:gridCol w:w="1440"/>
-        <w:gridCol w:w="1440"/>
-        <w:gridCol w:w="1440"/>
-        <w:gridCol w:w="1440"/>
-        <w:gridCol w:w="1440"/>
-        <w:gridCol w:w="1440"/>
+        <w:gridCol w:w="1080"/>
+        <w:gridCol w:w="1080"/>
+        <w:gridCol w:w="1080"/>
+        <w:gridCol w:w="1080"/>
+        <w:gridCol w:w="1080"/>
+        <w:gridCol w:w="1080"/>
+        <w:gridCol w:w="1080"/>
+        <w:gridCol w:w="1080"/>
       </w:tblGrid>
       <w:tr>
         <w:tc>
           <w:tcPr>
-            <w:tcW w:type="dxa" w:w="1440"/>
+            <w:tcW w:type="dxa" w:w="1080"/>
           </w:tcPr>
           <w:p>
             <w:r>
@@ -37,51 +44,71 @@
         </w:tc>
         <w:tc>
           <w:tcPr>
-            <w:tcW w:type="dxa" w:w="1440"/>
+            <w:tcW w:type="dxa" w:w="1080"/>
           </w:tcPr>
           <w:p>
             <w:r>
-              <w:t>Monday</w:t>
+              <w:t>Mon-Thu Time</w:t>
             </w:r>
           </w:p>
         </w:tc>
         <w:tc>
           <w:tcPr>
-            <w:tcW w:type="dxa" w:w="1440"/>
+            <w:tcW w:type="dxa" w:w="1080"/>
           </w:tcPr>
           <w:p>
             <w:r>
-              <w:t>Tuesday</w:t>
+              <w:t>Mon</w:t>
             </w:r>
           </w:p>
         </w:tc>
         <w:tc>
           <w:tcPr>
-            <w:tcW w:type="dxa" w:w="1440"/>
+            <w:tcW w:type="dxa" w:w="1080"/>
           </w:tcPr>
           <w:p>
             <w:r>
-              <w:t>Wednesday</w:t>
+              <w:t>Tue</w:t>
             </w:r>
           </w:p>
         </w:tc>
         <w:tc>
           <w:tcPr>
-            <w:tcW w:type="dxa" w:w="1440"/>
+            <w:tcW w:type="dxa" w:w="1080"/>
           </w:tcPr>
           <w:p>
             <w:r>
-              <w:t>Thursday</w:t>
+              <w:t>Wed</w:t>
             </w:r>
           </w:p>
         </w:tc>
         <w:tc>
           <w:tcPr>
-            <w:tcW w:type="dxa" w:w="1440"/>
+            <w:tcW w:type="dxa" w:w="1080"/>
           </w:tcPr>
           <w:p>
             <w:r>
-              <w:t>Friday</w:t>
+              <w:t>Thu</w:t>
+            </w:r>
+          </w:p>
+        </w:tc>
+        <w:tc>
+          <w:tcPr>
+            <w:tcW w:type="dxa" w:w="1080"/>
+          </w:tcPr>
+          <w:p>
+            <w:r>
+              <w:t>Fri</w:t>
+            </w:r>
+          </w:p>
+        </w:tc>
+        <w:tc>
+          <w:tcPr>
+            <w:tcW w:type="dxa" w:w="1080"/>
+          </w:tcPr>
+          <w:p>
+            <w:r>
+              <w:t>Fri Time</w:t>
             </w:r>
           </w:p>
         </w:tc>
@@ -89,7 +116,7 @@
       <w:tr>
         <w:tc>
           <w:tcPr>
-            <w:tcW w:type="dxa" w:w="1440"/>
+            <w:tcW w:type="dxa" w:w="1080"/>
           </w:tcPr>
           <w:p>
             <w:r>
@@ -99,7 +126,17 @@
         </w:tc>
         <w:tc>
           <w:tcPr>
-            <w:tcW w:type="dxa" w:w="1440"/>
+            <w:tcW w:type="dxa" w:w="1080"/>
+          </w:tcPr>
+          <w:p>
+            <w:r>
+              <w:t>8:00-8:50</w:t>
+            </w:r>
+          </w:p>
+        </w:tc>
+        <w:tc>
+          <w:tcPr>
+            <w:tcW w:type="dxa" w:w="1080"/>
           </w:tcPr>
           <w:p>
             <w:r/>
@@ -107,7 +144,7 @@
         </w:tc>
         <w:tc>
           <w:tcPr>
-            <w:tcW w:type="dxa" w:w="1440"/>
+            <w:tcW w:type="dxa" w:w="1080"/>
           </w:tcPr>
           <w:p>
             <w:r/>
@@ -115,7 +152,7 @@
         </w:tc>
         <w:tc>
           <w:tcPr>
-            <w:tcW w:type="dxa" w:w="1440"/>
+            <w:tcW w:type="dxa" w:w="1080"/>
           </w:tcPr>
           <w:p>
             <w:r/>
@@ -123,7 +160,7 @@
         </w:tc>
         <w:tc>
           <w:tcPr>
-            <w:tcW w:type="dxa" w:w="1440"/>
+            <w:tcW w:type="dxa" w:w="1080"/>
           </w:tcPr>
           <w:p>
             <w:r/>
@@ -131,7 +168,7 @@
         </w:tc>
         <w:tc>
           <w:tcPr>
-            <w:tcW w:type="dxa" w:w="1440"/>
+            <w:tcW w:type="dxa" w:w="1080"/>
           </w:tcPr>
           <w:p>
             <w:r>
@@ -141,11 +178,21 @@
             </w:r>
           </w:p>
         </w:tc>
+        <w:tc>
+          <w:tcPr>
+            <w:tcW w:type="dxa" w:w="1080"/>
+          </w:tcPr>
+          <w:p>
+            <w:r>
+              <w:t>8:00-8:40</w:t>
+            </w:r>
+          </w:p>
+        </w:tc>
       </w:tr>
       <w:tr>
         <w:tc>
           <w:tcPr>
-            <w:tcW w:type="dxa" w:w="1440"/>
+            <w:tcW w:type="dxa" w:w="1080"/>
           </w:tcPr>
           <w:p>
             <w:r>
@@ -155,7 +202,17 @@
         </w:tc>
         <w:tc>
           <w:tcPr>
-            <w:tcW w:type="dxa" w:w="1440"/>
+            <w:tcW w:type="dxa" w:w="1080"/>
+          </w:tcPr>
+          <w:p>
+            <w:r>
+              <w:t>8:50-9:30</w:t>
+            </w:r>
+          </w:p>
+        </w:tc>
+        <w:tc>
+          <w:tcPr>
+            <w:tcW w:type="dxa" w:w="1080"/>
           </w:tcPr>
           <w:p>
             <w:r>
@@ -167,7 +224,7 @@
         </w:tc>
         <w:tc>
           <w:tcPr>
-            <w:tcW w:type="dxa" w:w="1440"/>
+            <w:tcW w:type="dxa" w:w="1080"/>
           </w:tcPr>
           <w:p>
             <w:r>
@@ -179,7 +236,7 @@
         </w:tc>
         <w:tc>
           <w:tcPr>
-            <w:tcW w:type="dxa" w:w="1440"/>
+            <w:tcW w:type="dxa" w:w="1080"/>
           </w:tcPr>
           <w:p>
             <w:r>
@@ -191,7 +248,7 @@
         </w:tc>
         <w:tc>
           <w:tcPr>
-            <w:tcW w:type="dxa" w:w="1440"/>
+            <w:tcW w:type="dxa" w:w="1080"/>
           </w:tcPr>
           <w:p>
             <w:r>
@@ -203,7 +260,7 @@
         </w:tc>
         <w:tc>
           <w:tcPr>
-            <w:tcW w:type="dxa" w:w="1440"/>
+            <w:tcW w:type="dxa" w:w="1080"/>
           </w:tcPr>
           <w:p>
             <w:r>
@@ -213,11 +270,21 @@
             </w:r>
           </w:p>
         </w:tc>
+        <w:tc>
+          <w:tcPr>
+            <w:tcW w:type="dxa" w:w="1080"/>
+          </w:tcPr>
+          <w:p>
+            <w:r>
+              <w:t>8:40-9:15</w:t>
+            </w:r>
+          </w:p>
+        </w:tc>
       </w:tr>
       <w:tr>
         <w:tc>
           <w:tcPr>
-            <w:tcW w:type="dxa" w:w="1440"/>
+            <w:tcW w:type="dxa" w:w="1080"/>
           </w:tcPr>
           <w:p>
             <w:r>
@@ -227,7 +294,17 @@
         </w:tc>
         <w:tc>
           <w:tcPr>
-            <w:tcW w:type="dxa" w:w="1440"/>
+            <w:tcW w:type="dxa" w:w="1080"/>
+          </w:tcPr>
+          <w:p>
+            <w:r>
+              <w:t>9:30-10:10</w:t>
+            </w:r>
+          </w:p>
+        </w:tc>
+        <w:tc>
+          <w:tcPr>
+            <w:tcW w:type="dxa" w:w="1080"/>
           </w:tcPr>
           <w:p>
             <w:r>
@@ -239,7 +316,7 @@
         </w:tc>
         <w:tc>
           <w:tcPr>
-            <w:tcW w:type="dxa" w:w="1440"/>
+            <w:tcW w:type="dxa" w:w="1080"/>
           </w:tcPr>
           <w:p>
             <w:r/>
@@ -247,7 +324,7 @@
         </w:tc>
         <w:tc>
           <w:tcPr>
-            <w:tcW w:type="dxa" w:w="1440"/>
+            <w:tcW w:type="dxa" w:w="1080"/>
           </w:tcPr>
           <w:p>
             <w:r>
@@ -259,7 +336,7 @@
         </w:tc>
         <w:tc>
           <w:tcPr>
-            <w:tcW w:type="dxa" w:w="1440"/>
+            <w:tcW w:type="dxa" w:w="1080"/>
           </w:tcPr>
           <w:p>
             <w:r/>
@@ -267,7 +344,7 @@
         </w:tc>
         <w:tc>
           <w:tcPr>
-            <w:tcW w:type="dxa" w:w="1440"/>
+            <w:tcW w:type="dxa" w:w="1080"/>
           </w:tcPr>
           <w:p>
             <w:r>
@@ -277,11 +354,21 @@
             </w:r>
           </w:p>
         </w:tc>
+        <w:tc>
+          <w:tcPr>
+            <w:tcW w:type="dxa" w:w="1080"/>
+          </w:tcPr>
+          <w:p>
+            <w:r>
+              <w:t>9:15-9:50</w:t>
+            </w:r>
+          </w:p>
+        </w:tc>
       </w:tr>
       <w:tr>
         <w:tc>
           <w:tcPr>
-            <w:tcW w:type="dxa" w:w="1440"/>
+            <w:tcW w:type="dxa" w:w="1080"/>
           </w:tcPr>
           <w:p>
             <w:r>
@@ -291,7 +378,17 @@
         </w:tc>
         <w:tc>
           <w:tcPr>
-            <w:tcW w:type="dxa" w:w="1440"/>
+            <w:tcW w:type="dxa" w:w="1080"/>
+          </w:tcPr>
+          <w:p>
+            <w:r>
+              <w:t>10:10-10:50</w:t>
+            </w:r>
+          </w:p>
+        </w:tc>
+        <w:tc>
+          <w:tcPr>
+            <w:tcW w:type="dxa" w:w="1080"/>
           </w:tcPr>
           <w:p>
             <w:r>
@@ -303,7 +400,7 @@
         </w:tc>
         <w:tc>
           <w:tcPr>
-            <w:tcW w:type="dxa" w:w="1440"/>
+            <w:tcW w:type="dxa" w:w="1080"/>
           </w:tcPr>
           <w:p>
             <w:r>
@@ -315,7 +412,7 @@
         </w:tc>
         <w:tc>
           <w:tcPr>
-            <w:tcW w:type="dxa" w:w="1440"/>
+            <w:tcW w:type="dxa" w:w="1080"/>
           </w:tcPr>
           <w:p>
             <w:r/>
@@ -323,7 +420,7 @@
         </w:tc>
         <w:tc>
           <w:tcPr>
-            <w:tcW w:type="dxa" w:w="1440"/>
+            <w:tcW w:type="dxa" w:w="1080"/>
           </w:tcPr>
           <w:p>
             <w:r>
@@ -335,17 +432,27 @@
         </w:tc>
         <w:tc>
           <w:tcPr>
-            <w:tcW w:type="dxa" w:w="1440"/>
+            <w:tcW w:type="dxa" w:w="1080"/>
           </w:tcPr>
           <w:p>
             <w:r/>
+          </w:p>
+        </w:tc>
+        <w:tc>
+          <w:tcPr>
+            <w:tcW w:type="dxa" w:w="1080"/>
+          </w:tcPr>
+          <w:p>
+            <w:r>
+              <w:t>9:50-10:25</w:t>
+            </w:r>
           </w:p>
         </w:tc>
       </w:tr>
       <w:tr>
         <w:tc>
           <w:tcPr>
-            <w:tcW w:type="dxa" w:w="1440"/>
+            <w:tcW w:type="dxa" w:w="1080"/>
           </w:tcPr>
           <w:p>
             <w:r>
@@ -355,7 +462,17 @@
         </w:tc>
         <w:tc>
           <w:tcPr>
-            <w:tcW w:type="dxa" w:w="1440"/>
+            <w:tcW w:type="dxa" w:w="1080"/>
+          </w:tcPr>
+          <w:p>
+            <w:r>
+              <w:t>10:50-11:30</w:t>
+            </w:r>
+          </w:p>
+        </w:tc>
+        <w:tc>
+          <w:tcPr>
+            <w:tcW w:type="dxa" w:w="1080"/>
           </w:tcPr>
           <w:p>
             <w:r/>
@@ -363,7 +480,7 @@
         </w:tc>
         <w:tc>
           <w:tcPr>
-            <w:tcW w:type="dxa" w:w="1440"/>
+            <w:tcW w:type="dxa" w:w="1080"/>
           </w:tcPr>
           <w:p>
             <w:r>
@@ -375,7 +492,7 @@
         </w:tc>
         <w:tc>
           <w:tcPr>
-            <w:tcW w:type="dxa" w:w="1440"/>
+            <w:tcW w:type="dxa" w:w="1080"/>
           </w:tcPr>
           <w:p>
             <w:r>
@@ -387,7 +504,7 @@
         </w:tc>
         <w:tc>
           <w:tcPr>
-            <w:tcW w:type="dxa" w:w="1440"/>
+            <w:tcW w:type="dxa" w:w="1080"/>
           </w:tcPr>
           <w:p>
             <w:r/>
@@ -395,17 +512,7 @@
         </w:tc>
         <w:tc>
           <w:tcPr>
-            <w:tcW w:type="dxa" w:w="1440"/>
-          </w:tcPr>
-          <w:p>
-            <w:r/>
-          </w:p>
-        </w:tc>
-      </w:tr>
-      <w:tr>
-        <w:tc>
-          <w:tcPr>
-            <w:tcW w:type="dxa" w:w="1440"/>
+            <w:tcW w:type="dxa" w:w="1080"/>
           </w:tcPr>
           <w:p>
             <w:r>
@@ -415,7 +522,39 @@
         </w:tc>
         <w:tc>
           <w:tcPr>
-            <w:tcW w:type="dxa" w:w="1440"/>
+            <w:tcW w:type="dxa" w:w="1080"/>
+          </w:tcPr>
+          <w:p>
+            <w:r>
+              <w:t>10:55-11:35</w:t>
+            </w:r>
+          </w:p>
+        </w:tc>
+      </w:tr>
+      <w:tr>
+        <w:tc>
+          <w:tcPr>
+            <w:tcW w:type="dxa" w:w="1080"/>
+          </w:tcPr>
+          <w:p>
+            <w:r>
+              <w:t>Lunch</w:t>
+            </w:r>
+          </w:p>
+        </w:tc>
+        <w:tc>
+          <w:tcPr>
+            <w:tcW w:type="dxa" w:w="1080"/>
+          </w:tcPr>
+          <w:p>
+            <w:r>
+              <w:t>11:30-12:00</w:t>
+            </w:r>
+          </w:p>
+        </w:tc>
+        <w:tc>
+          <w:tcPr>
+            <w:tcW w:type="dxa" w:w="1080"/>
           </w:tcPr>
           <w:p>
             <w:r/>
@@ -423,7 +562,7 @@
         </w:tc>
         <w:tc>
           <w:tcPr>
-            <w:tcW w:type="dxa" w:w="1440"/>
+            <w:tcW w:type="dxa" w:w="1080"/>
           </w:tcPr>
           <w:p>
             <w:r/>
@@ -431,7 +570,7 @@
         </w:tc>
         <w:tc>
           <w:tcPr>
-            <w:tcW w:type="dxa" w:w="1440"/>
+            <w:tcW w:type="dxa" w:w="1080"/>
           </w:tcPr>
           <w:p>
             <w:r/>
@@ -439,7 +578,7 @@
         </w:tc>
         <w:tc>
           <w:tcPr>
-            <w:tcW w:type="dxa" w:w="1440"/>
+            <w:tcW w:type="dxa" w:w="1080"/>
           </w:tcPr>
           <w:p>
             <w:r/>
@@ -447,17 +586,27 @@
         </w:tc>
         <w:tc>
           <w:tcPr>
-            <w:tcW w:type="dxa" w:w="1440"/>
+            <w:tcW w:type="dxa" w:w="1080"/>
           </w:tcPr>
           <w:p>
             <w:r/>
+          </w:p>
+        </w:tc>
+        <w:tc>
+          <w:tcPr>
+            <w:tcW w:type="dxa" w:w="1080"/>
+          </w:tcPr>
+          <w:p>
+            <w:r>
+              <w:t>10:25-10:55</w:t>
+            </w:r>
           </w:p>
         </w:tc>
       </w:tr>
       <w:tr>
         <w:tc>
           <w:tcPr>
-            <w:tcW w:type="dxa" w:w="1440"/>
+            <w:tcW w:type="dxa" w:w="1080"/>
           </w:tcPr>
           <w:p>
             <w:r>
@@ -467,7 +616,17 @@
         </w:tc>
         <w:tc>
           <w:tcPr>
-            <w:tcW w:type="dxa" w:w="1440"/>
+            <w:tcW w:type="dxa" w:w="1080"/>
+          </w:tcPr>
+          <w:p>
+            <w:r>
+              <w:t>12:00-12:40</w:t>
+            </w:r>
+          </w:p>
+        </w:tc>
+        <w:tc>
+          <w:tcPr>
+            <w:tcW w:type="dxa" w:w="1080"/>
           </w:tcPr>
           <w:p>
             <w:r>
@@ -479,7 +638,7 @@
         </w:tc>
         <w:tc>
           <w:tcPr>
-            <w:tcW w:type="dxa" w:w="1440"/>
+            <w:tcW w:type="dxa" w:w="1080"/>
           </w:tcPr>
           <w:p>
             <w:r>
@@ -491,7 +650,7 @@
         </w:tc>
         <w:tc>
           <w:tcPr>
-            <w:tcW w:type="dxa" w:w="1440"/>
+            <w:tcW w:type="dxa" w:w="1080"/>
           </w:tcPr>
           <w:p>
             <w:r/>
@@ -499,7 +658,7 @@
         </w:tc>
         <w:tc>
           <w:tcPr>
-            <w:tcW w:type="dxa" w:w="1440"/>
+            <w:tcW w:type="dxa" w:w="1080"/>
           </w:tcPr>
           <w:p>
             <w:r>
@@ -511,39 +670,7 @@
         </w:tc>
         <w:tc>
           <w:tcPr>
-            <w:tcW w:type="dxa" w:w="1440"/>
-          </w:tcPr>
-          <w:p>
-            <w:r>
-              <w:t>9E</w:t>
-              <w:br/>
-              <w:t>COMPUTER IX-X</w:t>
-            </w:r>
-          </w:p>
-        </w:tc>
-      </w:tr>
-      <w:tr>
-        <w:tc>
-          <w:tcPr>
-            <w:tcW w:type="dxa" w:w="1440"/>
-          </w:tcPr>
-          <w:p>
-            <w:r>
-              <w:t>P7</w:t>
-            </w:r>
-          </w:p>
-        </w:tc>
-        <w:tc>
-          <w:tcPr>
-            <w:tcW w:type="dxa" w:w="1440"/>
-          </w:tcPr>
-          <w:p>
-            <w:r/>
-          </w:p>
-        </w:tc>
-        <w:tc>
-          <w:tcPr>
-            <w:tcW w:type="dxa" w:w="1440"/>
+            <w:tcW w:type="dxa" w:w="1080"/>
           </w:tcPr>
           <w:p>
             <w:r>
@@ -555,7 +682,47 @@
         </w:tc>
         <w:tc>
           <w:tcPr>
-            <w:tcW w:type="dxa" w:w="1440"/>
+            <w:tcW w:type="dxa" w:w="1080"/>
+          </w:tcPr>
+          <w:p>
+            <w:r>
+              <w:t>11:35-12:15</w:t>
+            </w:r>
+          </w:p>
+        </w:tc>
+      </w:tr>
+      <w:tr>
+        <w:tc>
+          <w:tcPr>
+            <w:tcW w:type="dxa" w:w="1080"/>
+          </w:tcPr>
+          <w:p>
+            <w:r>
+              <w:t>P7</w:t>
+            </w:r>
+          </w:p>
+        </w:tc>
+        <w:tc>
+          <w:tcPr>
+            <w:tcW w:type="dxa" w:w="1080"/>
+          </w:tcPr>
+          <w:p>
+            <w:r>
+              <w:t>12:40-1:20</w:t>
+            </w:r>
+          </w:p>
+        </w:tc>
+        <w:tc>
+          <w:tcPr>
+            <w:tcW w:type="dxa" w:w="1080"/>
+          </w:tcPr>
+          <w:p>
+            <w:r/>
+          </w:p>
+        </w:tc>
+        <w:tc>
+          <w:tcPr>
+            <w:tcW w:type="dxa" w:w="1080"/>
           </w:tcPr>
           <w:p>
             <w:r>
@@ -567,7 +734,19 @@
         </w:tc>
         <w:tc>
           <w:tcPr>
-            <w:tcW w:type="dxa" w:w="1440"/>
+            <w:tcW w:type="dxa" w:w="1080"/>
+          </w:tcPr>
+          <w:p>
+            <w:r>
+              <w:t>9E</w:t>
+              <w:br/>
+              <w:t>COMPUTER IX-X</w:t>
+            </w:r>
+          </w:p>
+        </w:tc>
+        <w:tc>
+          <w:tcPr>
+            <w:tcW w:type="dxa" w:w="1080"/>
           </w:tcPr>
           <w:p>
             <w:r>
@@ -579,7 +758,15 @@
         </w:tc>
         <w:tc>
           <w:tcPr>
-            <w:tcW w:type="dxa" w:w="1440"/>
+            <w:tcW w:type="dxa" w:w="1080"/>
+          </w:tcPr>
+          <w:p>
+            <w:r/>
+          </w:p>
+        </w:tc>
+        <w:tc>
+          <w:tcPr>
+            <w:tcW w:type="dxa" w:w="1080"/>
           </w:tcPr>
           <w:p>
             <w:r/>
@@ -589,7 +776,7 @@
       <w:tr>
         <w:tc>
           <w:tcPr>
-            <w:tcW w:type="dxa" w:w="1440"/>
+            <w:tcW w:type="dxa" w:w="1080"/>
           </w:tcPr>
           <w:p>
             <w:r>
@@ -599,7 +786,17 @@
         </w:tc>
         <w:tc>
           <w:tcPr>
-            <w:tcW w:type="dxa" w:w="1440"/>
+            <w:tcW w:type="dxa" w:w="1080"/>
+          </w:tcPr>
+          <w:p>
+            <w:r>
+              <w:t>1:20-2:00</w:t>
+            </w:r>
+          </w:p>
+        </w:tc>
+        <w:tc>
+          <w:tcPr>
+            <w:tcW w:type="dxa" w:w="1080"/>
           </w:tcPr>
           <w:p>
             <w:r>
@@ -611,7 +808,7 @@
         </w:tc>
         <w:tc>
           <w:tcPr>
-            <w:tcW w:type="dxa" w:w="1440"/>
+            <w:tcW w:type="dxa" w:w="1080"/>
           </w:tcPr>
           <w:p>
             <w:r>
@@ -623,7 +820,7 @@
         </w:tc>
         <w:tc>
           <w:tcPr>
-            <w:tcW w:type="dxa" w:w="1440"/>
+            <w:tcW w:type="dxa" w:w="1080"/>
           </w:tcPr>
           <w:p>
             <w:r>
@@ -635,7 +832,7 @@
         </w:tc>
         <w:tc>
           <w:tcPr>
-            <w:tcW w:type="dxa" w:w="1440"/>
+            <w:tcW w:type="dxa" w:w="1080"/>
           </w:tcPr>
           <w:p>
             <w:r>
@@ -647,7 +844,15 @@
         </w:tc>
         <w:tc>
           <w:tcPr>
-            <w:tcW w:type="dxa" w:w="1440"/>
+            <w:tcW w:type="dxa" w:w="1080"/>
+          </w:tcPr>
+          <w:p>
+            <w:r/>
+          </w:p>
+        </w:tc>
+        <w:tc>
+          <w:tcPr>
+            <w:tcW w:type="dxa" w:w="1080"/>
           </w:tcPr>
           <w:p>
             <w:r/>

--- a/KANWAL_timetable.docx
+++ b/KANWAL_timetable.docx
@@ -139,15 +139,11 @@
             <w:tcW w:type="dxa" w:w="1080"/>
           </w:tcPr>
           <w:p>
-            <w:r/>
-          </w:p>
-        </w:tc>
-        <w:tc>
-          <w:tcPr>
-            <w:tcW w:type="dxa" w:w="1080"/>
-          </w:tcPr>
-          <w:p>
-            <w:r/>
+            <w:r>
+              <w:t>9E</w:t>
+              <w:br/>
+              <w:t>COMPUTER IX-X</w:t>
+            </w:r>
           </w:p>
         </w:tc>
         <w:tc>
@@ -175,6 +171,18 @@
               <w:t>7B</w:t>
               <w:br/>
               <w:t>COMPUTER</w:t>
+            </w:r>
+          </w:p>
+        </w:tc>
+        <w:tc>
+          <w:tcPr>
+            <w:tcW w:type="dxa" w:w="1080"/>
+          </w:tcPr>
+          <w:p>
+            <w:r>
+              <w:t>10F</w:t>
+              <w:br/>
+              <w:t>COMPUTER IX-X</w:t>
             </w:r>
           </w:p>
         </w:tc>
@@ -227,6 +235,22 @@
             <w:tcW w:type="dxa" w:w="1080"/>
           </w:tcPr>
           <w:p>
+            <w:r/>
+          </w:p>
+        </w:tc>
+        <w:tc>
+          <w:tcPr>
+            <w:tcW w:type="dxa" w:w="1080"/>
+          </w:tcPr>
+          <w:p>
+            <w:r/>
+          </w:p>
+        </w:tc>
+        <w:tc>
+          <w:tcPr>
+            <w:tcW w:type="dxa" w:w="1080"/>
+          </w:tcPr>
+          <w:p>
             <w:r>
               <w:t>8B</w:t>
               <w:br/>
@@ -239,35 +263,7 @@
             <w:tcW w:type="dxa" w:w="1080"/>
           </w:tcPr>
           <w:p>
-            <w:r>
-              <w:t>6B</w:t>
-              <w:br/>
-              <w:t>COMPUTER</w:t>
-            </w:r>
-          </w:p>
-        </w:tc>
-        <w:tc>
-          <w:tcPr>
-            <w:tcW w:type="dxa" w:w="1080"/>
-          </w:tcPr>
-          <w:p>
-            <w:r>
-              <w:t>7B</w:t>
-              <w:br/>
-              <w:t>COMPUTER</w:t>
-            </w:r>
-          </w:p>
-        </w:tc>
-        <w:tc>
-          <w:tcPr>
-            <w:tcW w:type="dxa" w:w="1080"/>
-          </w:tcPr>
-          <w:p>
-            <w:r>
-              <w:t>7C</w:t>
-              <w:br/>
-              <w:t>COMPUTER</w:t>
-            </w:r>
+            <w:r/>
           </w:p>
         </w:tc>
         <w:tc>
@@ -308,9 +304,9 @@
           </w:tcPr>
           <w:p>
             <w:r>
-              <w:t>6D</w:t>
+              <w:t>9E</w:t>
               <w:br/>
-              <w:t>COMPUTER</w:t>
+              <w:t>COMPUTER IX-X</w:t>
             </w:r>
           </w:p>
         </w:tc>
@@ -328,7 +324,7 @@
           </w:tcPr>
           <w:p>
             <w:r>
-              <w:t>8B</w:t>
+              <w:t>7B</w:t>
               <w:br/>
               <w:t>COMPUTER</w:t>
             </w:r>
@@ -339,7 +335,11 @@
             <w:tcW w:type="dxa" w:w="1080"/>
           </w:tcPr>
           <w:p>
-            <w:r/>
+            <w:r>
+              <w:t>7C</w:t>
+              <w:br/>
+              <w:t>COMPUTER</w:t>
+            </w:r>
           </w:p>
         </w:tc>
         <w:tc>
@@ -348,9 +348,9 @@
           </w:tcPr>
           <w:p>
             <w:r>
-              <w:t>10F</w:t>
+              <w:t>7B</w:t>
               <w:br/>
-              <w:t>COMPUTER IX-X</w:t>
+              <w:t>COMPUTER</w:t>
             </w:r>
           </w:p>
         </w:tc>
@@ -391,11 +391,7 @@
             <w:tcW w:type="dxa" w:w="1080"/>
           </w:tcPr>
           <w:p>
-            <w:r>
-              <w:t>8B</w:t>
-              <w:br/>
-              <w:t>COMPUTER</w:t>
-            </w:r>
+            <w:r/>
           </w:p>
         </w:tc>
         <w:tc>
@@ -404,7 +400,7 @@
           </w:tcPr>
           <w:p>
             <w:r>
-              <w:t>10F</w:t>
+              <w:t>9E</w:t>
               <w:br/>
               <w:t>COMPUTER IX-X</w:t>
             </w:r>
@@ -415,16 +411,8 @@
             <w:tcW w:type="dxa" w:w="1080"/>
           </w:tcPr>
           <w:p>
-            <w:r/>
-          </w:p>
-        </w:tc>
-        <w:tc>
-          <w:tcPr>
-            <w:tcW w:type="dxa" w:w="1080"/>
-          </w:tcPr>
-          <w:p>
             <w:r>
-              <w:t>6B</w:t>
+              <w:t>6D</w:t>
               <w:br/>
               <w:t>COMPUTER</w:t>
             </w:r>
@@ -444,19 +432,9 @@
           </w:tcPr>
           <w:p>
             <w:r>
-              <w:t>9:50-10:25</w:t>
-            </w:r>
-          </w:p>
-        </w:tc>
-      </w:tr>
-      <w:tr>
-        <w:tc>
-          <w:tcPr>
-            <w:tcW w:type="dxa" w:w="1080"/>
-          </w:tcPr>
-          <w:p>
-            <w:r>
-              <w:t>P5</w:t>
+              <w:t>8B</w:t>
+              <w:br/>
+              <w:t>COMPUTER</w:t>
             </w:r>
           </w:p>
         </w:tc>
@@ -466,67 +444,7 @@
           </w:tcPr>
           <w:p>
             <w:r>
-              <w:t>10:50-11:30</w:t>
-            </w:r>
-          </w:p>
-        </w:tc>
-        <w:tc>
-          <w:tcPr>
-            <w:tcW w:type="dxa" w:w="1080"/>
-          </w:tcPr>
-          <w:p>
-            <w:r/>
-          </w:p>
-        </w:tc>
-        <w:tc>
-          <w:tcPr>
-            <w:tcW w:type="dxa" w:w="1080"/>
-          </w:tcPr>
-          <w:p>
-            <w:r>
-              <w:t>10F</w:t>
-              <w:br/>
-              <w:t>COMPUTER IX-X</w:t>
-            </w:r>
-          </w:p>
-        </w:tc>
-        <w:tc>
-          <w:tcPr>
-            <w:tcW w:type="dxa" w:w="1080"/>
-          </w:tcPr>
-          <w:p>
-            <w:r>
-              <w:t>10F</w:t>
-              <w:br/>
-              <w:t>COMPUTER IX-X</w:t>
-            </w:r>
-          </w:p>
-        </w:tc>
-        <w:tc>
-          <w:tcPr>
-            <w:tcW w:type="dxa" w:w="1080"/>
-          </w:tcPr>
-          <w:p>
-            <w:r/>
-          </w:p>
-        </w:tc>
-        <w:tc>
-          <w:tcPr>
-            <w:tcW w:type="dxa" w:w="1080"/>
-          </w:tcPr>
-          <w:p>
-            <w:r>
-              <w:t>Lunch</w:t>
-            </w:r>
-          </w:p>
-        </w:tc>
-        <w:tc>
-          <w:tcPr>
-            <w:tcW w:type="dxa" w:w="1080"/>
-          </w:tcPr>
-          <w:p>
-            <w:r>
-              <w:t>10:55-11:35</w:t>
+              <w:t>9:50-10:25</w:t>
             </w:r>
           </w:p>
         </w:tc>
@@ -548,7 +466,7 @@
           </w:tcPr>
           <w:p>
             <w:r>
-              <w:t>11:30-12:00</w:t>
+              <w:t>10:50-11:20</w:t>
             </w:r>
           </w:p>
         </w:tc>
@@ -610,7 +528,7 @@
           </w:tcPr>
           <w:p>
             <w:r>
-              <w:t>P6</w:t>
+              <w:t>P5</w:t>
             </w:r>
           </w:p>
         </w:tc>
@@ -620,7 +538,7 @@
           </w:tcPr>
           <w:p>
             <w:r>
-              <w:t>12:00-12:40</w:t>
+              <w:t>11:20-12:00</w:t>
             </w:r>
           </w:p>
         </w:tc>
@@ -661,8 +579,88 @@
             <w:tcW w:type="dxa" w:w="1080"/>
           </w:tcPr>
           <w:p>
+            <w:r/>
+          </w:p>
+        </w:tc>
+        <w:tc>
+          <w:tcPr>
+            <w:tcW w:type="dxa" w:w="1080"/>
+          </w:tcPr>
+          <w:p>
+            <w:r/>
+          </w:p>
+        </w:tc>
+        <w:tc>
+          <w:tcPr>
+            <w:tcW w:type="dxa" w:w="1080"/>
+          </w:tcPr>
+          <w:p>
             <w:r>
-              <w:t>6D</w:t>
+              <w:t>10:55-11:35</w:t>
+            </w:r>
+          </w:p>
+        </w:tc>
+      </w:tr>
+      <w:tr>
+        <w:tc>
+          <w:tcPr>
+            <w:tcW w:type="dxa" w:w="1080"/>
+          </w:tcPr>
+          <w:p>
+            <w:r>
+              <w:t>P6</w:t>
+            </w:r>
+          </w:p>
+        </w:tc>
+        <w:tc>
+          <w:tcPr>
+            <w:tcW w:type="dxa" w:w="1080"/>
+          </w:tcPr>
+          <w:p>
+            <w:r>
+              <w:t>12:00-12:40</w:t>
+            </w:r>
+          </w:p>
+        </w:tc>
+        <w:tc>
+          <w:tcPr>
+            <w:tcW w:type="dxa" w:w="1080"/>
+          </w:tcPr>
+          <w:p>
+            <w:r>
+              <w:t>10F</w:t>
+              <w:br/>
+              <w:t>COMPUTER IX-X</w:t>
+            </w:r>
+          </w:p>
+        </w:tc>
+        <w:tc>
+          <w:tcPr>
+            <w:tcW w:type="dxa" w:w="1080"/>
+          </w:tcPr>
+          <w:p>
+            <w:r>
+              <w:t>7C</w:t>
+              <w:br/>
+              <w:t>COMPUTER</w:t>
+            </w:r>
+          </w:p>
+        </w:tc>
+        <w:tc>
+          <w:tcPr>
+            <w:tcW w:type="dxa" w:w="1080"/>
+          </w:tcPr>
+          <w:p>
+            <w:r/>
+          </w:p>
+        </w:tc>
+        <w:tc>
+          <w:tcPr>
+            <w:tcW w:type="dxa" w:w="1080"/>
+          </w:tcPr>
+          <w:p>
+            <w:r>
+              <w:t>8B</w:t>
               <w:br/>
               <w:t>COMPUTER</w:t>
             </w:r>
@@ -674,9 +672,9 @@
           </w:tcPr>
           <w:p>
             <w:r>
-              <w:t>9E</w:t>
+              <w:t>6B</w:t>
               <w:br/>
-              <w:t>COMPUTER IX-X</w:t>
+              <w:t>COMPUTER</w:t>
             </w:r>
           </w:p>
         </w:tc>
@@ -717,6 +715,18 @@
             <w:tcW w:type="dxa" w:w="1080"/>
           </w:tcPr>
           <w:p>
+            <w:r>
+              <w:t>10F</w:t>
+              <w:br/>
+              <w:t>COMPUTER IX-X</w:t>
+            </w:r>
+          </w:p>
+        </w:tc>
+        <w:tc>
+          <w:tcPr>
+            <w:tcW w:type="dxa" w:w="1080"/>
+          </w:tcPr>
+          <w:p>
             <w:r/>
           </w:p>
         </w:tc>
@@ -726,7 +736,7 @@
           </w:tcPr>
           <w:p>
             <w:r>
-              <w:t>9E</w:t>
+              <w:t>10F</w:t>
               <w:br/>
               <w:t>COMPUTER IX-X</w:t>
             </w:r>
@@ -738,19 +748,7 @@
           </w:tcPr>
           <w:p>
             <w:r>
-              <w:t>9E</w:t>
-              <w:br/>
-              <w:t>COMPUTER IX-X</w:t>
-            </w:r>
-          </w:p>
-        </w:tc>
-        <w:tc>
-          <w:tcPr>
-            <w:tcW w:type="dxa" w:w="1080"/>
-          </w:tcPr>
-          <w:p>
-            <w:r>
-              <w:t>7B</w:t>
+              <w:t>6B</w:t>
               <w:br/>
               <w:t>COMPUTER</w:t>
             </w:r>
@@ -812,6 +810,18 @@
           </w:tcPr>
           <w:p>
             <w:r>
+              <w:t>10F</w:t>
+              <w:br/>
+              <w:t>COMPUTER IX-X</w:t>
+            </w:r>
+          </w:p>
+        </w:tc>
+        <w:tc>
+          <w:tcPr>
+            <w:tcW w:type="dxa" w:w="1080"/>
+          </w:tcPr>
+          <w:p>
+            <w:r>
               <w:t>6B</w:t>
               <w:br/>
               <w:t>COMPUTER</w:t>
@@ -824,21 +834,9 @@
           </w:tcPr>
           <w:p>
             <w:r>
-              <w:t>7C</w:t>
+              <w:t>6D</w:t>
               <w:br/>
               <w:t>COMPUTER</w:t>
-            </w:r>
-          </w:p>
-        </w:tc>
-        <w:tc>
-          <w:tcPr>
-            <w:tcW w:type="dxa" w:w="1080"/>
-          </w:tcPr>
-          <w:p>
-            <w:r>
-              <w:t>10F</w:t>
-              <w:br/>
-              <w:t>COMPUTER IX-X</w:t>
             </w:r>
           </w:p>
         </w:tc>

--- a/KANWAL_timetable.docx
+++ b/KANWAL_timetable.docx
@@ -22,92 +22,116 @@
         <w:tblLook w:firstColumn="1" w:firstRow="1" w:lastColumn="0" w:lastRow="0" w:noHBand="0" w:noVBand="1" w:val="04A0"/>
       </w:tblPr>
       <w:tblGrid>
-        <w:gridCol w:w="1080"/>
-        <w:gridCol w:w="1080"/>
-        <w:gridCol w:w="1080"/>
-        <w:gridCol w:w="1080"/>
-        <w:gridCol w:w="1080"/>
-        <w:gridCol w:w="1080"/>
-        <w:gridCol w:w="1080"/>
-        <w:gridCol w:w="1080"/>
+        <w:gridCol w:w="1530"/>
+        <w:gridCol w:w="1530"/>
+        <w:gridCol w:w="1530"/>
+        <w:gridCol w:w="1530"/>
+        <w:gridCol w:w="1530"/>
+        <w:gridCol w:w="1530"/>
+        <w:gridCol w:w="1530"/>
+        <w:gridCol w:w="1530"/>
       </w:tblGrid>
       <w:tr>
         <w:tc>
           <w:tcPr>
-            <w:tcW w:type="dxa" w:w="1080"/>
+            <w:tcW w:type="dxa" w:w="1530"/>
           </w:tcPr>
           <w:p>
             <w:r>
+              <w:rPr>
+                <w:b/>
+              </w:rPr>
               <w:t>Period</w:t>
             </w:r>
           </w:p>
         </w:tc>
         <w:tc>
           <w:tcPr>
-            <w:tcW w:type="dxa" w:w="1080"/>
+            <w:tcW w:type="dxa" w:w="1530"/>
           </w:tcPr>
           <w:p>
             <w:r>
-              <w:t>Mon-Thu Time</w:t>
+              <w:rPr>
+                <w:b/>
+              </w:rPr>
+              <w:t>Mon-Wed Time</w:t>
             </w:r>
           </w:p>
         </w:tc>
         <w:tc>
           <w:tcPr>
-            <w:tcW w:type="dxa" w:w="1080"/>
+            <w:tcW w:type="dxa" w:w="1530"/>
           </w:tcPr>
           <w:p>
             <w:r>
+              <w:rPr>
+                <w:b/>
+              </w:rPr>
               <w:t>Mon</w:t>
             </w:r>
           </w:p>
         </w:tc>
         <w:tc>
           <w:tcPr>
-            <w:tcW w:type="dxa" w:w="1080"/>
+            <w:tcW w:type="dxa" w:w="1530"/>
           </w:tcPr>
           <w:p>
             <w:r>
+              <w:rPr>
+                <w:b/>
+              </w:rPr>
               <w:t>Tue</w:t>
             </w:r>
           </w:p>
         </w:tc>
         <w:tc>
           <w:tcPr>
-            <w:tcW w:type="dxa" w:w="1080"/>
+            <w:tcW w:type="dxa" w:w="1530"/>
           </w:tcPr>
           <w:p>
             <w:r>
+              <w:rPr>
+                <w:b/>
+              </w:rPr>
               <w:t>Wed</w:t>
             </w:r>
           </w:p>
         </w:tc>
         <w:tc>
           <w:tcPr>
-            <w:tcW w:type="dxa" w:w="1080"/>
+            <w:tcW w:type="dxa" w:w="1530"/>
           </w:tcPr>
           <w:p>
             <w:r>
+              <w:rPr>
+                <w:b/>
+              </w:rPr>
               <w:t>Thu</w:t>
             </w:r>
           </w:p>
         </w:tc>
         <w:tc>
           <w:tcPr>
-            <w:tcW w:type="dxa" w:w="1080"/>
+            <w:tcW w:type="dxa" w:w="1530"/>
           </w:tcPr>
           <w:p>
             <w:r>
+              <w:rPr>
+                <w:b/>
+              </w:rPr>
               <w:t>Fri</w:t>
             </w:r>
           </w:p>
         </w:tc>
         <w:tc>
           <w:tcPr>
-            <w:tcW w:type="dxa" w:w="1080"/>
+            <w:tcW w:type="dxa" w:w="1530"/>
           </w:tcPr>
           <w:p>
             <w:r>
+              <w:rPr>
+                <w:b/>
+              </w:rPr>
               <w:t>Fri Time</w:t>
             </w:r>
           </w:p>
@@ -116,7 +140,7 @@
       <w:tr>
         <w:tc>
           <w:tcPr>
-            <w:tcW w:type="dxa" w:w="1080"/>
+            <w:tcW w:type="dxa" w:w="1530"/>
           </w:tcPr>
           <w:p>
             <w:r>
@@ -126,7 +150,7 @@
         </w:tc>
         <w:tc>
           <w:tcPr>
-            <w:tcW w:type="dxa" w:w="1080"/>
+            <w:tcW w:type="dxa" w:w="1530"/>
           </w:tcPr>
           <w:p>
             <w:r>
@@ -136,7 +160,19 @@
         </w:tc>
         <w:tc>
           <w:tcPr>
-            <w:tcW w:type="dxa" w:w="1080"/>
+            <w:tcW w:type="dxa" w:w="1530"/>
+          </w:tcPr>
+          <w:p>
+            <w:r>
+              <w:t>7C</w:t>
+              <w:br/>
+              <w:t>COMPUTER</w:t>
+            </w:r>
+          </w:p>
+        </w:tc>
+        <w:tc>
+          <w:tcPr>
+            <w:tcW w:type="dxa" w:w="1530"/>
           </w:tcPr>
           <w:p>
             <w:r>
@@ -148,7 +184,7 @@
         </w:tc>
         <w:tc>
           <w:tcPr>
-            <w:tcW w:type="dxa" w:w="1080"/>
+            <w:tcW w:type="dxa" w:w="1530"/>
           </w:tcPr>
           <w:p>
             <w:r/>
@@ -156,15 +192,7 @@
         </w:tc>
         <w:tc>
           <w:tcPr>
-            <w:tcW w:type="dxa" w:w="1080"/>
-          </w:tcPr>
-          <w:p>
-            <w:r/>
-          </w:p>
-        </w:tc>
-        <w:tc>
-          <w:tcPr>
-            <w:tcW w:type="dxa" w:w="1080"/>
+            <w:tcW w:type="dxa" w:w="1530"/>
           </w:tcPr>
           <w:p>
             <w:r>
@@ -176,7 +204,219 @@
         </w:tc>
         <w:tc>
           <w:tcPr>
-            <w:tcW w:type="dxa" w:w="1080"/>
+            <w:tcW w:type="dxa" w:w="1530"/>
+          </w:tcPr>
+          <w:p>
+            <w:r/>
+          </w:p>
+        </w:tc>
+        <w:tc>
+          <w:tcPr>
+            <w:tcW w:type="dxa" w:w="1530"/>
+          </w:tcPr>
+          <w:p>
+            <w:r>
+              <w:t>8:00-8:40</w:t>
+            </w:r>
+          </w:p>
+        </w:tc>
+      </w:tr>
+      <w:tr>
+        <w:tc>
+          <w:tcPr>
+            <w:tcW w:type="dxa" w:w="1530"/>
+          </w:tcPr>
+          <w:p>
+            <w:r>
+              <w:t>P2</w:t>
+            </w:r>
+          </w:p>
+        </w:tc>
+        <w:tc>
+          <w:tcPr>
+            <w:tcW w:type="dxa" w:w="1530"/>
+          </w:tcPr>
+          <w:p>
+            <w:r>
+              <w:t>8:50-9:30</w:t>
+            </w:r>
+          </w:p>
+        </w:tc>
+        <w:tc>
+          <w:tcPr>
+            <w:tcW w:type="dxa" w:w="1530"/>
+          </w:tcPr>
+          <w:p>
+            <w:r>
+              <w:t>8B</w:t>
+              <w:br/>
+              <w:t>COMPUTER</w:t>
+            </w:r>
+          </w:p>
+        </w:tc>
+        <w:tc>
+          <w:tcPr>
+            <w:tcW w:type="dxa" w:w="1530"/>
+          </w:tcPr>
+          <w:p>
+            <w:r/>
+          </w:p>
+        </w:tc>
+        <w:tc>
+          <w:tcPr>
+            <w:tcW w:type="dxa" w:w="1530"/>
+          </w:tcPr>
+          <w:p>
+            <w:r>
+              <w:t>6D</w:t>
+              <w:br/>
+              <w:t>COMPUTER</w:t>
+            </w:r>
+          </w:p>
+        </w:tc>
+        <w:tc>
+          <w:tcPr>
+            <w:tcW w:type="dxa" w:w="1530"/>
+          </w:tcPr>
+          <w:p>
+            <w:r>
+              <w:t>8B</w:t>
+              <w:br/>
+              <w:t>COMPUTER</w:t>
+            </w:r>
+          </w:p>
+        </w:tc>
+        <w:tc>
+          <w:tcPr>
+            <w:tcW w:type="dxa" w:w="1530"/>
+          </w:tcPr>
+          <w:p>
+            <w:r>
+              <w:t>6B</w:t>
+              <w:br/>
+              <w:t>COMPUTER</w:t>
+            </w:r>
+          </w:p>
+        </w:tc>
+        <w:tc>
+          <w:tcPr>
+            <w:tcW w:type="dxa" w:w="1530"/>
+          </w:tcPr>
+          <w:p>
+            <w:r>
+              <w:t>8:40-9:15</w:t>
+            </w:r>
+          </w:p>
+        </w:tc>
+      </w:tr>
+      <w:tr>
+        <w:tc>
+          <w:tcPr>
+            <w:tcW w:type="dxa" w:w="1530"/>
+          </w:tcPr>
+          <w:p>
+            <w:r>
+              <w:t>P3</w:t>
+            </w:r>
+          </w:p>
+        </w:tc>
+        <w:tc>
+          <w:tcPr>
+            <w:tcW w:type="dxa" w:w="1530"/>
+          </w:tcPr>
+          <w:p>
+            <w:r>
+              <w:t>9:30-10:10</w:t>
+            </w:r>
+          </w:p>
+        </w:tc>
+        <w:tc>
+          <w:tcPr>
+            <w:tcW w:type="dxa" w:w="1530"/>
+          </w:tcPr>
+          <w:p>
+            <w:r/>
+          </w:p>
+        </w:tc>
+        <w:tc>
+          <w:tcPr>
+            <w:tcW w:type="dxa" w:w="1530"/>
+          </w:tcPr>
+          <w:p>
+            <w:r>
+              <w:t>8B</w:t>
+              <w:br/>
+              <w:t>COMPUTER</w:t>
+            </w:r>
+          </w:p>
+        </w:tc>
+        <w:tc>
+          <w:tcPr>
+            <w:tcW w:type="dxa" w:w="1530"/>
+          </w:tcPr>
+          <w:p>
+            <w:r>
+              <w:t>9E</w:t>
+              <w:br/>
+              <w:t>COMPUTER IX-X</w:t>
+            </w:r>
+          </w:p>
+        </w:tc>
+        <w:tc>
+          <w:tcPr>
+            <w:tcW w:type="dxa" w:w="1530"/>
+          </w:tcPr>
+          <w:p>
+            <w:r/>
+          </w:p>
+        </w:tc>
+        <w:tc>
+          <w:tcPr>
+            <w:tcW w:type="dxa" w:w="1530"/>
+          </w:tcPr>
+          <w:p>
+            <w:r>
+              <w:t>9E</w:t>
+              <w:br/>
+              <w:t>COMPUTER IX-X</w:t>
+            </w:r>
+          </w:p>
+        </w:tc>
+        <w:tc>
+          <w:tcPr>
+            <w:tcW w:type="dxa" w:w="1530"/>
+          </w:tcPr>
+          <w:p>
+            <w:r>
+              <w:t>9:15-9:50</w:t>
+            </w:r>
+          </w:p>
+        </w:tc>
+      </w:tr>
+      <w:tr>
+        <w:tc>
+          <w:tcPr>
+            <w:tcW w:type="dxa" w:w="1530"/>
+          </w:tcPr>
+          <w:p>
+            <w:r>
+              <w:t>P4</w:t>
+            </w:r>
+          </w:p>
+        </w:tc>
+        <w:tc>
+          <w:tcPr>
+            <w:tcW w:type="dxa" w:w="1530"/>
+          </w:tcPr>
+          <w:p>
+            <w:r>
+              <w:t>10:10-10:50</w:t>
+            </w:r>
+          </w:p>
+        </w:tc>
+        <w:tc>
+          <w:tcPr>
+            <w:tcW w:type="dxa" w:w="1530"/>
           </w:tcPr>
           <w:p>
             <w:r>
@@ -188,39 +428,7 @@
         </w:tc>
         <w:tc>
           <w:tcPr>
-            <w:tcW w:type="dxa" w:w="1080"/>
-          </w:tcPr>
-          <w:p>
-            <w:r>
-              <w:t>8:00-8:40</w:t>
-            </w:r>
-          </w:p>
-        </w:tc>
-      </w:tr>
-      <w:tr>
-        <w:tc>
-          <w:tcPr>
-            <w:tcW w:type="dxa" w:w="1080"/>
-          </w:tcPr>
-          <w:p>
-            <w:r>
-              <w:t>P2</w:t>
-            </w:r>
-          </w:p>
-        </w:tc>
-        <w:tc>
-          <w:tcPr>
-            <w:tcW w:type="dxa" w:w="1080"/>
-          </w:tcPr>
-          <w:p>
-            <w:r>
-              <w:t>8:50-9:30</w:t>
-            </w:r>
-          </w:p>
-        </w:tc>
-        <w:tc>
-          <w:tcPr>
-            <w:tcW w:type="dxa" w:w="1080"/>
+            <w:tcW w:type="dxa" w:w="1530"/>
           </w:tcPr>
           <w:p>
             <w:r>
@@ -232,7 +440,31 @@
         </w:tc>
         <w:tc>
           <w:tcPr>
-            <w:tcW w:type="dxa" w:w="1080"/>
+            <w:tcW w:type="dxa" w:w="1530"/>
+          </w:tcPr>
+          <w:p>
+            <w:r>
+              <w:t>6B</w:t>
+              <w:br/>
+              <w:t>COMPUTER</w:t>
+            </w:r>
+          </w:p>
+        </w:tc>
+        <w:tc>
+          <w:tcPr>
+            <w:tcW w:type="dxa" w:w="1530"/>
+          </w:tcPr>
+          <w:p>
+            <w:r>
+              <w:t>6B</w:t>
+              <w:br/>
+              <w:t>COMPUTER</w:t>
+            </w:r>
+          </w:p>
+        </w:tc>
+        <w:tc>
+          <w:tcPr>
+            <w:tcW w:type="dxa" w:w="1530"/>
           </w:tcPr>
           <w:p>
             <w:r/>
@@ -240,7 +472,39 @@
         </w:tc>
         <w:tc>
           <w:tcPr>
-            <w:tcW w:type="dxa" w:w="1080"/>
+            <w:tcW w:type="dxa" w:w="1530"/>
+          </w:tcPr>
+          <w:p>
+            <w:r>
+              <w:t>9:50-10:25</w:t>
+            </w:r>
+          </w:p>
+        </w:tc>
+      </w:tr>
+      <w:tr>
+        <w:tc>
+          <w:tcPr>
+            <w:tcW w:type="dxa" w:w="1530"/>
+          </w:tcPr>
+          <w:p>
+            <w:r>
+              <w:t>Lunch</w:t>
+            </w:r>
+          </w:p>
+        </w:tc>
+        <w:tc>
+          <w:tcPr>
+            <w:tcW w:type="dxa" w:w="1530"/>
+          </w:tcPr>
+          <w:p>
+            <w:r>
+              <w:t>10:50-11:20</w:t>
+            </w:r>
+          </w:p>
+        </w:tc>
+        <w:tc>
+          <w:tcPr>
+            <w:tcW w:type="dxa" w:w="1530"/>
           </w:tcPr>
           <w:p>
             <w:r/>
@@ -248,19 +512,7 @@
         </w:tc>
         <w:tc>
           <w:tcPr>
-            <w:tcW w:type="dxa" w:w="1080"/>
-          </w:tcPr>
-          <w:p>
-            <w:r>
-              <w:t>8B</w:t>
-              <w:br/>
-              <w:t>COMPUTER</w:t>
-            </w:r>
-          </w:p>
-        </w:tc>
-        <w:tc>
-          <w:tcPr>
-            <w:tcW w:type="dxa" w:w="1080"/>
+            <w:tcW w:type="dxa" w:w="1530"/>
           </w:tcPr>
           <w:p>
             <w:r/>
@@ -268,11 +520,35 @@
         </w:tc>
         <w:tc>
           <w:tcPr>
-            <w:tcW w:type="dxa" w:w="1080"/>
+            <w:tcW w:type="dxa" w:w="1530"/>
+          </w:tcPr>
+          <w:p>
+            <w:r/>
+          </w:p>
+        </w:tc>
+        <w:tc>
+          <w:tcPr>
+            <w:tcW w:type="dxa" w:w="1530"/>
+          </w:tcPr>
+          <w:p>
+            <w:r/>
+          </w:p>
+        </w:tc>
+        <w:tc>
+          <w:tcPr>
+            <w:tcW w:type="dxa" w:w="1530"/>
+          </w:tcPr>
+          <w:p>
+            <w:r/>
+          </w:p>
+        </w:tc>
+        <w:tc>
+          <w:tcPr>
+            <w:tcW w:type="dxa" w:w="1530"/>
           </w:tcPr>
           <w:p>
             <w:r>
-              <w:t>8:40-9:15</w:t>
+              <w:t>10:25-10:55</w:t>
             </w:r>
           </w:p>
         </w:tc>
@@ -280,27 +556,27 @@
       <w:tr>
         <w:tc>
           <w:tcPr>
-            <w:tcW w:type="dxa" w:w="1080"/>
+            <w:tcW w:type="dxa" w:w="1530"/>
           </w:tcPr>
           <w:p>
             <w:r>
-              <w:t>P3</w:t>
+              <w:t>P5</w:t>
             </w:r>
           </w:p>
         </w:tc>
         <w:tc>
           <w:tcPr>
-            <w:tcW w:type="dxa" w:w="1080"/>
+            <w:tcW w:type="dxa" w:w="1530"/>
           </w:tcPr>
           <w:p>
             <w:r>
-              <w:t>9:30-10:10</w:t>
+              <w:t>11:20-12:00</w:t>
             </w:r>
           </w:p>
         </w:tc>
         <w:tc>
           <w:tcPr>
-            <w:tcW w:type="dxa" w:w="1080"/>
+            <w:tcW w:type="dxa" w:w="1530"/>
           </w:tcPr>
           <w:p>
             <w:r>
@@ -312,7 +588,7 @@
         </w:tc>
         <w:tc>
           <w:tcPr>
-            <w:tcW w:type="dxa" w:w="1080"/>
+            <w:tcW w:type="dxa" w:w="1530"/>
           </w:tcPr>
           <w:p>
             <w:r/>
@@ -320,7 +596,155 @@
         </w:tc>
         <w:tc>
           <w:tcPr>
-            <w:tcW w:type="dxa" w:w="1080"/>
+            <w:tcW w:type="dxa" w:w="1530"/>
+          </w:tcPr>
+          <w:p>
+            <w:r>
+              <w:t>7C</w:t>
+              <w:br/>
+              <w:t>COMPUTER</w:t>
+            </w:r>
+          </w:p>
+        </w:tc>
+        <w:tc>
+          <w:tcPr>
+            <w:tcW w:type="dxa" w:w="1530"/>
+          </w:tcPr>
+          <w:p>
+            <w:r>
+              <w:t>10F</w:t>
+              <w:br/>
+              <w:t>COMPUTER IX-X</w:t>
+            </w:r>
+          </w:p>
+        </w:tc>
+        <w:tc>
+          <w:tcPr>
+            <w:tcW w:type="dxa" w:w="1530"/>
+          </w:tcPr>
+          <w:p>
+            <w:r>
+              <w:t>10F</w:t>
+              <w:br/>
+              <w:t>COMPUTER IX-X</w:t>
+            </w:r>
+          </w:p>
+        </w:tc>
+        <w:tc>
+          <w:tcPr>
+            <w:tcW w:type="dxa" w:w="1530"/>
+          </w:tcPr>
+          <w:p>
+            <w:r>
+              <w:t>10:55-11:35</w:t>
+            </w:r>
+          </w:p>
+        </w:tc>
+      </w:tr>
+      <w:tr>
+        <w:tc>
+          <w:tcPr>
+            <w:tcW w:type="dxa" w:w="1530"/>
+          </w:tcPr>
+          <w:p>
+            <w:r>
+              <w:t>P6</w:t>
+            </w:r>
+          </w:p>
+        </w:tc>
+        <w:tc>
+          <w:tcPr>
+            <w:tcW w:type="dxa" w:w="1530"/>
+          </w:tcPr>
+          <w:p>
+            <w:r>
+              <w:t>12:00-12:40</w:t>
+            </w:r>
+          </w:p>
+        </w:tc>
+        <w:tc>
+          <w:tcPr>
+            <w:tcW w:type="dxa" w:w="1530"/>
+          </w:tcPr>
+          <w:p>
+            <w:r>
+              <w:t>6D</w:t>
+              <w:br/>
+              <w:t>COMPUTER</w:t>
+            </w:r>
+          </w:p>
+        </w:tc>
+        <w:tc>
+          <w:tcPr>
+            <w:tcW w:type="dxa" w:w="1530"/>
+          </w:tcPr>
+          <w:p>
+            <w:r>
+              <w:t>10F</w:t>
+              <w:br/>
+              <w:t>COMPUTER IX-X</w:t>
+            </w:r>
+          </w:p>
+        </w:tc>
+        <w:tc>
+          <w:tcPr>
+            <w:tcW w:type="dxa" w:w="1530"/>
+          </w:tcPr>
+          <w:p>
+            <w:r/>
+          </w:p>
+        </w:tc>
+        <w:tc>
+          <w:tcPr>
+            <w:tcW w:type="dxa" w:w="1530"/>
+          </w:tcPr>
+          <w:p>
+            <w:r/>
+          </w:p>
+        </w:tc>
+        <w:tc>
+          <w:tcPr>
+            <w:tcW w:type="dxa" w:w="1530"/>
+          </w:tcPr>
+          <w:p>
+            <w:r/>
+          </w:p>
+        </w:tc>
+        <w:tc>
+          <w:tcPr>
+            <w:tcW w:type="dxa" w:w="1530"/>
+          </w:tcPr>
+          <w:p>
+            <w:r>
+              <w:t>11:35-12:15</w:t>
+            </w:r>
+          </w:p>
+        </w:tc>
+      </w:tr>
+      <w:tr>
+        <w:tc>
+          <w:tcPr>
+            <w:tcW w:type="dxa" w:w="1530"/>
+          </w:tcPr>
+          <w:p>
+            <w:r>
+              <w:t>P7</w:t>
+            </w:r>
+          </w:p>
+        </w:tc>
+        <w:tc>
+          <w:tcPr>
+            <w:tcW w:type="dxa" w:w="1530"/>
+          </w:tcPr>
+          <w:p>
+            <w:r>
+              <w:t>12:40-1:20</w:t>
+            </w:r>
+          </w:p>
+        </w:tc>
+        <w:tc>
+          <w:tcPr>
+            <w:tcW w:type="dxa" w:w="1530"/>
           </w:tcPr>
           <w:p>
             <w:r>
@@ -332,19 +756,19 @@
         </w:tc>
         <w:tc>
           <w:tcPr>
-            <w:tcW w:type="dxa" w:w="1080"/>
+            <w:tcW w:type="dxa" w:w="1530"/>
           </w:tcPr>
           <w:p>
             <w:r>
-              <w:t>7C</w:t>
+              <w:t>10F</w:t>
               <w:br/>
-              <w:t>COMPUTER</w:t>
+              <w:t>COMPUTER IX-X</w:t>
             </w:r>
           </w:p>
         </w:tc>
         <w:tc>
           <w:tcPr>
-            <w:tcW w:type="dxa" w:w="1080"/>
+            <w:tcW w:type="dxa" w:w="1530"/>
           </w:tcPr>
           <w:p>
             <w:r>
@@ -356,39 +780,7 @@
         </w:tc>
         <w:tc>
           <w:tcPr>
-            <w:tcW w:type="dxa" w:w="1080"/>
-          </w:tcPr>
-          <w:p>
-            <w:r>
-              <w:t>9:15-9:50</w:t>
-            </w:r>
-          </w:p>
-        </w:tc>
-      </w:tr>
-      <w:tr>
-        <w:tc>
-          <w:tcPr>
-            <w:tcW w:type="dxa" w:w="1080"/>
-          </w:tcPr>
-          <w:p>
-            <w:r>
-              <w:t>P4</w:t>
-            </w:r>
-          </w:p>
-        </w:tc>
-        <w:tc>
-          <w:tcPr>
-            <w:tcW w:type="dxa" w:w="1080"/>
-          </w:tcPr>
-          <w:p>
-            <w:r>
-              <w:t>10:10-10:50</w:t>
-            </w:r>
-          </w:p>
-        </w:tc>
-        <w:tc>
-          <w:tcPr>
-            <w:tcW w:type="dxa" w:w="1080"/>
+            <w:tcW w:type="dxa" w:w="1530"/>
           </w:tcPr>
           <w:p>
             <w:r/>
@@ -396,7 +788,45 @@
         </w:tc>
         <w:tc>
           <w:tcPr>
-            <w:tcW w:type="dxa" w:w="1080"/>
+            <w:tcW w:type="dxa" w:w="1530"/>
+          </w:tcPr>
+          <w:p>
+            <w:r/>
+          </w:p>
+        </w:tc>
+        <w:tc>
+          <w:tcPr>
+            <w:tcW w:type="dxa" w:w="1530"/>
+          </w:tcPr>
+          <w:p>
+            <w:r/>
+          </w:p>
+        </w:tc>
+      </w:tr>
+      <w:tr>
+        <w:tc>
+          <w:tcPr>
+            <w:tcW w:type="dxa" w:w="1530"/>
+          </w:tcPr>
+          <w:p>
+            <w:r>
+              <w:t>P8</w:t>
+            </w:r>
+          </w:p>
+        </w:tc>
+        <w:tc>
+          <w:tcPr>
+            <w:tcW w:type="dxa" w:w="1530"/>
+          </w:tcPr>
+          <w:p>
+            <w:r>
+              <w:t>1:20-2:00</w:t>
+            </w:r>
+          </w:p>
+        </w:tc>
+        <w:tc>
+          <w:tcPr>
+            <w:tcW w:type="dxa" w:w="1530"/>
           </w:tcPr>
           <w:p>
             <w:r>
@@ -408,7 +838,7 @@
         </w:tc>
         <w:tc>
           <w:tcPr>
-            <w:tcW w:type="dxa" w:w="1080"/>
+            <w:tcW w:type="dxa" w:w="1530"/>
           </w:tcPr>
           <w:p>
             <w:r>
@@ -420,7 +850,7 @@
         </w:tc>
         <w:tc>
           <w:tcPr>
-            <w:tcW w:type="dxa" w:w="1080"/>
+            <w:tcW w:type="dxa" w:w="1530"/>
           </w:tcPr>
           <w:p>
             <w:r/>
@@ -428,51 +858,7 @@
         </w:tc>
         <w:tc>
           <w:tcPr>
-            <w:tcW w:type="dxa" w:w="1080"/>
-          </w:tcPr>
-          <w:p>
-            <w:r>
-              <w:t>8B</w:t>
-              <w:br/>
-              <w:t>COMPUTER</w:t>
-            </w:r>
-          </w:p>
-        </w:tc>
-        <w:tc>
-          <w:tcPr>
-            <w:tcW w:type="dxa" w:w="1080"/>
-          </w:tcPr>
-          <w:p>
-            <w:r>
-              <w:t>9:50-10:25</w:t>
-            </w:r>
-          </w:p>
-        </w:tc>
-      </w:tr>
-      <w:tr>
-        <w:tc>
-          <w:tcPr>
-            <w:tcW w:type="dxa" w:w="1080"/>
-          </w:tcPr>
-          <w:p>
-            <w:r>
-              <w:t>Lunch</w:t>
-            </w:r>
-          </w:p>
-        </w:tc>
-        <w:tc>
-          <w:tcPr>
-            <w:tcW w:type="dxa" w:w="1080"/>
-          </w:tcPr>
-          <w:p>
-            <w:r>
-              <w:t>10:50-11:20</w:t>
-            </w:r>
-          </w:p>
-        </w:tc>
-        <w:tc>
-          <w:tcPr>
-            <w:tcW w:type="dxa" w:w="1080"/>
+            <w:tcW w:type="dxa" w:w="1530"/>
           </w:tcPr>
           <w:p>
             <w:r/>
@@ -480,7 +866,7 @@
         </w:tc>
         <w:tc>
           <w:tcPr>
-            <w:tcW w:type="dxa" w:w="1080"/>
+            <w:tcW w:type="dxa" w:w="1530"/>
           </w:tcPr>
           <w:p>
             <w:r/>
@@ -488,369 +874,7 @@
         </w:tc>
         <w:tc>
           <w:tcPr>
-            <w:tcW w:type="dxa" w:w="1080"/>
-          </w:tcPr>
-          <w:p>
-            <w:r/>
-          </w:p>
-        </w:tc>
-        <w:tc>
-          <w:tcPr>
-            <w:tcW w:type="dxa" w:w="1080"/>
-          </w:tcPr>
-          <w:p>
-            <w:r/>
-          </w:p>
-        </w:tc>
-        <w:tc>
-          <w:tcPr>
-            <w:tcW w:type="dxa" w:w="1080"/>
-          </w:tcPr>
-          <w:p>
-            <w:r/>
-          </w:p>
-        </w:tc>
-        <w:tc>
-          <w:tcPr>
-            <w:tcW w:type="dxa" w:w="1080"/>
-          </w:tcPr>
-          <w:p>
-            <w:r>
-              <w:t>10:25-10:55</w:t>
-            </w:r>
-          </w:p>
-        </w:tc>
-      </w:tr>
-      <w:tr>
-        <w:tc>
-          <w:tcPr>
-            <w:tcW w:type="dxa" w:w="1080"/>
-          </w:tcPr>
-          <w:p>
-            <w:r>
-              <w:t>P5</w:t>
-            </w:r>
-          </w:p>
-        </w:tc>
-        <w:tc>
-          <w:tcPr>
-            <w:tcW w:type="dxa" w:w="1080"/>
-          </w:tcPr>
-          <w:p>
-            <w:r>
-              <w:t>11:20-12:00</w:t>
-            </w:r>
-          </w:p>
-        </w:tc>
-        <w:tc>
-          <w:tcPr>
-            <w:tcW w:type="dxa" w:w="1080"/>
-          </w:tcPr>
-          <w:p>
-            <w:r>
-              <w:t>9E</w:t>
-              <w:br/>
-              <w:t>COMPUTER IX-X</w:t>
-            </w:r>
-          </w:p>
-        </w:tc>
-        <w:tc>
-          <w:tcPr>
-            <w:tcW w:type="dxa" w:w="1080"/>
-          </w:tcPr>
-          <w:p>
-            <w:r>
-              <w:t>9E</w:t>
-              <w:br/>
-              <w:t>COMPUTER IX-X</w:t>
-            </w:r>
-          </w:p>
-        </w:tc>
-        <w:tc>
-          <w:tcPr>
-            <w:tcW w:type="dxa" w:w="1080"/>
-          </w:tcPr>
-          <w:p>
-            <w:r/>
-          </w:p>
-        </w:tc>
-        <w:tc>
-          <w:tcPr>
-            <w:tcW w:type="dxa" w:w="1080"/>
-          </w:tcPr>
-          <w:p>
-            <w:r/>
-          </w:p>
-        </w:tc>
-        <w:tc>
-          <w:tcPr>
-            <w:tcW w:type="dxa" w:w="1080"/>
-          </w:tcPr>
-          <w:p>
-            <w:r/>
-          </w:p>
-        </w:tc>
-        <w:tc>
-          <w:tcPr>
-            <w:tcW w:type="dxa" w:w="1080"/>
-          </w:tcPr>
-          <w:p>
-            <w:r>
-              <w:t>10:55-11:35</w:t>
-            </w:r>
-          </w:p>
-        </w:tc>
-      </w:tr>
-      <w:tr>
-        <w:tc>
-          <w:tcPr>
-            <w:tcW w:type="dxa" w:w="1080"/>
-          </w:tcPr>
-          <w:p>
-            <w:r>
-              <w:t>P6</w:t>
-            </w:r>
-          </w:p>
-        </w:tc>
-        <w:tc>
-          <w:tcPr>
-            <w:tcW w:type="dxa" w:w="1080"/>
-          </w:tcPr>
-          <w:p>
-            <w:r>
-              <w:t>12:00-12:40</w:t>
-            </w:r>
-          </w:p>
-        </w:tc>
-        <w:tc>
-          <w:tcPr>
-            <w:tcW w:type="dxa" w:w="1080"/>
-          </w:tcPr>
-          <w:p>
-            <w:r>
-              <w:t>10F</w:t>
-              <w:br/>
-              <w:t>COMPUTER IX-X</w:t>
-            </w:r>
-          </w:p>
-        </w:tc>
-        <w:tc>
-          <w:tcPr>
-            <w:tcW w:type="dxa" w:w="1080"/>
-          </w:tcPr>
-          <w:p>
-            <w:r>
-              <w:t>7C</w:t>
-              <w:br/>
-              <w:t>COMPUTER</w:t>
-            </w:r>
-          </w:p>
-        </w:tc>
-        <w:tc>
-          <w:tcPr>
-            <w:tcW w:type="dxa" w:w="1080"/>
-          </w:tcPr>
-          <w:p>
-            <w:r/>
-          </w:p>
-        </w:tc>
-        <w:tc>
-          <w:tcPr>
-            <w:tcW w:type="dxa" w:w="1080"/>
-          </w:tcPr>
-          <w:p>
-            <w:r>
-              <w:t>8B</w:t>
-              <w:br/>
-              <w:t>COMPUTER</w:t>
-            </w:r>
-          </w:p>
-        </w:tc>
-        <w:tc>
-          <w:tcPr>
-            <w:tcW w:type="dxa" w:w="1080"/>
-          </w:tcPr>
-          <w:p>
-            <w:r>
-              <w:t>6B</w:t>
-              <w:br/>
-              <w:t>COMPUTER</w:t>
-            </w:r>
-          </w:p>
-        </w:tc>
-        <w:tc>
-          <w:tcPr>
-            <w:tcW w:type="dxa" w:w="1080"/>
-          </w:tcPr>
-          <w:p>
-            <w:r>
-              <w:t>11:35-12:15</w:t>
-            </w:r>
-          </w:p>
-        </w:tc>
-      </w:tr>
-      <w:tr>
-        <w:tc>
-          <w:tcPr>
-            <w:tcW w:type="dxa" w:w="1080"/>
-          </w:tcPr>
-          <w:p>
-            <w:r>
-              <w:t>P7</w:t>
-            </w:r>
-          </w:p>
-        </w:tc>
-        <w:tc>
-          <w:tcPr>
-            <w:tcW w:type="dxa" w:w="1080"/>
-          </w:tcPr>
-          <w:p>
-            <w:r>
-              <w:t>12:40-1:20</w:t>
-            </w:r>
-          </w:p>
-        </w:tc>
-        <w:tc>
-          <w:tcPr>
-            <w:tcW w:type="dxa" w:w="1080"/>
-          </w:tcPr>
-          <w:p>
-            <w:r>
-              <w:t>10F</w:t>
-              <w:br/>
-              <w:t>COMPUTER IX-X</w:t>
-            </w:r>
-          </w:p>
-        </w:tc>
-        <w:tc>
-          <w:tcPr>
-            <w:tcW w:type="dxa" w:w="1080"/>
-          </w:tcPr>
-          <w:p>
-            <w:r/>
-          </w:p>
-        </w:tc>
-        <w:tc>
-          <w:tcPr>
-            <w:tcW w:type="dxa" w:w="1080"/>
-          </w:tcPr>
-          <w:p>
-            <w:r>
-              <w:t>10F</w:t>
-              <w:br/>
-              <w:t>COMPUTER IX-X</w:t>
-            </w:r>
-          </w:p>
-        </w:tc>
-        <w:tc>
-          <w:tcPr>
-            <w:tcW w:type="dxa" w:w="1080"/>
-          </w:tcPr>
-          <w:p>
-            <w:r>
-              <w:t>6B</w:t>
-              <w:br/>
-              <w:t>COMPUTER</w:t>
-            </w:r>
-          </w:p>
-        </w:tc>
-        <w:tc>
-          <w:tcPr>
-            <w:tcW w:type="dxa" w:w="1080"/>
-          </w:tcPr>
-          <w:p>
-            <w:r/>
-          </w:p>
-        </w:tc>
-        <w:tc>
-          <w:tcPr>
-            <w:tcW w:type="dxa" w:w="1080"/>
-          </w:tcPr>
-          <w:p>
-            <w:r/>
-          </w:p>
-        </w:tc>
-      </w:tr>
-      <w:tr>
-        <w:tc>
-          <w:tcPr>
-            <w:tcW w:type="dxa" w:w="1080"/>
-          </w:tcPr>
-          <w:p>
-            <w:r>
-              <w:t>P8</w:t>
-            </w:r>
-          </w:p>
-        </w:tc>
-        <w:tc>
-          <w:tcPr>
-            <w:tcW w:type="dxa" w:w="1080"/>
-          </w:tcPr>
-          <w:p>
-            <w:r>
-              <w:t>1:20-2:00</w:t>
-            </w:r>
-          </w:p>
-        </w:tc>
-        <w:tc>
-          <w:tcPr>
-            <w:tcW w:type="dxa" w:w="1080"/>
-          </w:tcPr>
-          <w:p>
-            <w:r>
-              <w:t>6D</w:t>
-              <w:br/>
-              <w:t>COMPUTER</w:t>
-            </w:r>
-          </w:p>
-        </w:tc>
-        <w:tc>
-          <w:tcPr>
-            <w:tcW w:type="dxa" w:w="1080"/>
-          </w:tcPr>
-          <w:p>
-            <w:r>
-              <w:t>10F</w:t>
-              <w:br/>
-              <w:t>COMPUTER IX-X</w:t>
-            </w:r>
-          </w:p>
-        </w:tc>
-        <w:tc>
-          <w:tcPr>
-            <w:tcW w:type="dxa" w:w="1080"/>
-          </w:tcPr>
-          <w:p>
-            <w:r>
-              <w:t>6B</w:t>
-              <w:br/>
-              <w:t>COMPUTER</w:t>
-            </w:r>
-          </w:p>
-        </w:tc>
-        <w:tc>
-          <w:tcPr>
-            <w:tcW w:type="dxa" w:w="1080"/>
-          </w:tcPr>
-          <w:p>
-            <w:r>
-              <w:t>6D</w:t>
-              <w:br/>
-              <w:t>COMPUTER</w:t>
-            </w:r>
-          </w:p>
-        </w:tc>
-        <w:tc>
-          <w:tcPr>
-            <w:tcW w:type="dxa" w:w="1080"/>
-          </w:tcPr>
-          <w:p>
-            <w:r/>
-          </w:p>
-        </w:tc>
-        <w:tc>
-          <w:tcPr>
-            <w:tcW w:type="dxa" w:w="1080"/>
+            <w:tcW w:type="dxa" w:w="1530"/>
           </w:tcPr>
           <w:p>
             <w:r/>
@@ -859,7 +883,7 @@
       </w:tr>
     </w:tbl>
     <w:sectPr>
-      <w:pgSz w:w="12240" w:h="15840"/>
+      <w:pgSz w:w="15840" w:h="12240" w:orient="landscape"/>
       <w:pgMar w:top="1440" w:right="1800" w:bottom="1440" w:left="1800" w:header="720" w:footer="720" w:gutter="0"/>
       <w:cols w:space="720"/>
       <w:docGrid w:linePitch="360"/>

--- a/KANWAL_timetable.docx
+++ b/KANWAL_timetable.docx
@@ -579,11 +579,7 @@
             <w:tcW w:type="dxa" w:w="1530"/>
           </w:tcPr>
           <w:p>
-            <w:r>
-              <w:t>9E</w:t>
-              <w:br/>
-              <w:t>COMPUTER IX-X</w:t>
-            </w:r>
+            <w:r/>
           </w:p>
         </w:tc>
         <w:tc>

--- a/KANWAL_timetable.docx
+++ b/KANWAL_timetable.docx
@@ -444,9 +444,9 @@
           </w:tcPr>
           <w:p>
             <w:r>
-              <w:t>6B</w:t>
+              <w:t>9E</w:t>
               <w:br/>
-              <w:t>COMPUTER</w:t>
+              <w:t>COMPUTER IX-X</w:t>
             </w:r>
           </w:p>
         </w:tc>
@@ -695,7 +695,11 @@
             <w:tcW w:type="dxa" w:w="1530"/>
           </w:tcPr>
           <w:p>
-            <w:r/>
+            <w:r>
+              <w:t>6B</w:t>
+              <w:br/>
+              <w:t>COMPUTER</w:t>
+            </w:r>
           </w:p>
         </w:tc>
         <w:tc>

--- a/KANWAL_timetable.docx
+++ b/KANWAL_timetable.docx
@@ -267,11 +267,7 @@
             <w:tcW w:type="dxa" w:w="1530"/>
           </w:tcPr>
           <w:p>
-            <w:r>
-              <w:t>6D</w:t>
-              <w:br/>
-              <w:t>COMPUTER</w:t>
-            </w:r>
+            <w:r/>
           </w:p>
         </w:tc>
         <w:tc>
@@ -467,7 +463,11 @@
             <w:tcW w:type="dxa" w:w="1530"/>
           </w:tcPr>
           <w:p>
-            <w:r/>
+            <w:r>
+              <w:t>7B</w:t>
+              <w:br/>
+              <w:t>COMPUTER</w:t>
+            </w:r>
           </w:p>
         </w:tc>
         <w:tc>
@@ -747,11 +747,7 @@
             <w:tcW w:type="dxa" w:w="1530"/>
           </w:tcPr>
           <w:p>
-            <w:r>
-              <w:t>7B</w:t>
-              <w:br/>
-              <w:t>COMPUTER</w:t>
-            </w:r>
+            <w:r/>
           </w:p>
         </w:tc>
         <w:tc>
@@ -853,7 +849,11 @@
             <w:tcW w:type="dxa" w:w="1530"/>
           </w:tcPr>
           <w:p>
-            <w:r/>
+            <w:r>
+              <w:t>6D</w:t>
+              <w:br/>
+              <w:t>COMPUTER</w:t>
+            </w:r>
           </w:p>
         </w:tc>
         <w:tc>

--- a/KANWAL_timetable.docx
+++ b/KANWAL_timetable.docx
@@ -619,11 +619,7 @@
             <w:tcW w:type="dxa" w:w="1530"/>
           </w:tcPr>
           <w:p>
-            <w:r>
-              <w:t>10F</w:t>
-              <w:br/>
-              <w:t>COMPUTER IX-X</w:t>
-            </w:r>
+            <w:r/>
           </w:p>
         </w:tc>
         <w:tc>
@@ -707,7 +703,11 @@
             <w:tcW w:type="dxa" w:w="1530"/>
           </w:tcPr>
           <w:p>
-            <w:r/>
+            <w:r>
+              <w:t>10F</w:t>
+              <w:br/>
+              <w:t>COMPUTER IX-X</w:t>
+            </w:r>
           </w:p>
         </w:tc>
         <w:tc>

--- a/KANWAL_timetable.docx
+++ b/KANWAL_timetable.docx
@@ -176,9 +176,9 @@
           </w:tcPr>
           <w:p>
             <w:r>
-              <w:t>9E</w:t>
+              <w:t>7C</w:t>
               <w:br/>
-              <w:t>COMPUTER IX-X</w:t>
+              <w:t>COMPUTER</w:t>
             </w:r>
           </w:p>
         </w:tc>
@@ -187,7 +187,23 @@
             <w:tcW w:type="dxa" w:w="1530"/>
           </w:tcPr>
           <w:p>
-            <w:r/>
+            <w:r>
+              <w:t>7C</w:t>
+              <w:br/>
+              <w:t>COMPUTER</w:t>
+            </w:r>
+          </w:p>
+        </w:tc>
+        <w:tc>
+          <w:tcPr>
+            <w:tcW w:type="dxa" w:w="1530"/>
+          </w:tcPr>
+          <w:p>
+            <w:r>
+              <w:t>10F</w:t>
+              <w:br/>
+              <w:t>COMPUTER IX-X</w:t>
+            </w:r>
           </w:p>
         </w:tc>
         <w:tc>
@@ -200,14 +216,6 @@
               <w:br/>
               <w:t>COMPUTER</w:t>
             </w:r>
-          </w:p>
-        </w:tc>
-        <w:tc>
-          <w:tcPr>
-            <w:tcW w:type="dxa" w:w="1530"/>
-          </w:tcPr>
-          <w:p>
-            <w:r/>
           </w:p>
         </w:tc>
         <w:tc>
@@ -247,6 +255,14 @@
             <w:tcW w:type="dxa" w:w="1530"/>
           </w:tcPr>
           <w:p>
+            <w:r/>
+          </w:p>
+        </w:tc>
+        <w:tc>
+          <w:tcPr>
+            <w:tcW w:type="dxa" w:w="1530"/>
+          </w:tcPr>
+          <w:p>
             <w:r>
               <w:t>8B</w:t>
               <w:br/>
@@ -276,21 +292,9 @@
           </w:tcPr>
           <w:p>
             <w:r>
-              <w:t>8B</w:t>
+              <w:t>10F</w:t>
               <w:br/>
-              <w:t>COMPUTER</w:t>
-            </w:r>
-          </w:p>
-        </w:tc>
-        <w:tc>
-          <w:tcPr>
-            <w:tcW w:type="dxa" w:w="1530"/>
-          </w:tcPr>
-          <w:p>
-            <w:r>
-              <w:t>6B</w:t>
-              <w:br/>
-              <w:t>COMPUTER</w:t>
+              <w:t>COMPUTER IX-X</w:t>
             </w:r>
           </w:p>
         </w:tc>
@@ -331,30 +335,10 @@
             <w:tcW w:type="dxa" w:w="1530"/>
           </w:tcPr>
           <w:p>
-            <w:r/>
-          </w:p>
-        </w:tc>
-        <w:tc>
-          <w:tcPr>
-            <w:tcW w:type="dxa" w:w="1530"/>
-          </w:tcPr>
-          <w:p>
             <w:r>
               <w:t>8B</w:t>
               <w:br/>
               <w:t>COMPUTER</w:t>
-            </w:r>
-          </w:p>
-        </w:tc>
-        <w:tc>
-          <w:tcPr>
-            <w:tcW w:type="dxa" w:w="1530"/>
-          </w:tcPr>
-          <w:p>
-            <w:r>
-              <w:t>9E</w:t>
-              <w:br/>
-              <w:t>COMPUTER IX-X</w:t>
             </w:r>
           </w:p>
         </w:tc>
@@ -371,8 +355,28 @@
             <w:tcW w:type="dxa" w:w="1530"/>
           </w:tcPr>
           <w:p>
+            <w:r/>
+          </w:p>
+        </w:tc>
+        <w:tc>
+          <w:tcPr>
+            <w:tcW w:type="dxa" w:w="1530"/>
+          </w:tcPr>
+          <w:p>
             <w:r>
-              <w:t>9E</w:t>
+              <w:t>6D</w:t>
+              <w:br/>
+              <w:t>COMPUTER</w:t>
+            </w:r>
+          </w:p>
+        </w:tc>
+        <w:tc>
+          <w:tcPr>
+            <w:tcW w:type="dxa" w:w="1530"/>
+          </w:tcPr>
+          <w:p>
+            <w:r>
+              <w:t>10F</w:t>
               <w:br/>
               <w:t>COMPUTER IX-X</w:t>
             </w:r>
@@ -416,19 +420,7 @@
           </w:tcPr>
           <w:p>
             <w:r>
-              <w:t>10F</w:t>
-              <w:br/>
-              <w:t>COMPUTER IX-X</w:t>
-            </w:r>
-          </w:p>
-        </w:tc>
-        <w:tc>
-          <w:tcPr>
-            <w:tcW w:type="dxa" w:w="1530"/>
-          </w:tcPr>
-          <w:p>
-            <w:r>
-              <w:t>7C</w:t>
+              <w:t>7B</w:t>
               <w:br/>
               <w:t>COMPUTER</w:t>
             </w:r>
@@ -440,9 +432,9 @@
           </w:tcPr>
           <w:p>
             <w:r>
-              <w:t>9E</w:t>
+              <w:t>6D</w:t>
               <w:br/>
-              <w:t>COMPUTER IX-X</w:t>
+              <w:t>COMPUTER</w:t>
             </w:r>
           </w:p>
         </w:tc>
@@ -452,7 +444,7 @@
           </w:tcPr>
           <w:p>
             <w:r>
-              <w:t>6B</w:t>
+              <w:t>8B</w:t>
               <w:br/>
               <w:t>COMPUTER</w:t>
             </w:r>
@@ -468,6 +460,14 @@
               <w:br/>
               <w:t>COMPUTER</w:t>
             </w:r>
+          </w:p>
+        </w:tc>
+        <w:tc>
+          <w:tcPr>
+            <w:tcW w:type="dxa" w:w="1530"/>
+          </w:tcPr>
+          <w:p>
+            <w:r/>
           </w:p>
         </w:tc>
         <w:tc>
@@ -579,15 +579,11 @@
             <w:tcW w:type="dxa" w:w="1530"/>
           </w:tcPr>
           <w:p>
-            <w:r/>
-          </w:p>
-        </w:tc>
-        <w:tc>
-          <w:tcPr>
-            <w:tcW w:type="dxa" w:w="1530"/>
-          </w:tcPr>
-          <w:p>
-            <w:r/>
+            <w:r>
+              <w:t>10F</w:t>
+              <w:br/>
+              <w:t>COMPUTER IX-X</w:t>
+            </w:r>
           </w:p>
         </w:tc>
         <w:tc>
@@ -596,7 +592,7 @@
           </w:tcPr>
           <w:p>
             <w:r>
-              <w:t>7C</w:t>
+              <w:t>6B</w:t>
               <w:br/>
               <w:t>COMPUTER</w:t>
             </w:r>
@@ -608,10 +604,18 @@
           </w:tcPr>
           <w:p>
             <w:r>
-              <w:t>10F</w:t>
+              <w:t>9E</w:t>
               <w:br/>
               <w:t>COMPUTER IX-X</w:t>
             </w:r>
+          </w:p>
+        </w:tc>
+        <w:tc>
+          <w:tcPr>
+            <w:tcW w:type="dxa" w:w="1530"/>
+          </w:tcPr>
+          <w:p>
+            <w:r/>
           </w:p>
         </w:tc>
         <w:tc>
@@ -660,21 +664,9 @@
           </w:tcPr>
           <w:p>
             <w:r>
-              <w:t>6D</w:t>
+              <w:t>6B</w:t>
               <w:br/>
               <w:t>COMPUTER</w:t>
-            </w:r>
-          </w:p>
-        </w:tc>
-        <w:tc>
-          <w:tcPr>
-            <w:tcW w:type="dxa" w:w="1530"/>
-          </w:tcPr>
-          <w:p>
-            <w:r>
-              <w:t>10F</w:t>
-              <w:br/>
-              <w:t>COMPUTER IX-X</w:t>
             </w:r>
           </w:p>
         </w:tc>
@@ -691,11 +683,7 @@
             <w:tcW w:type="dxa" w:w="1530"/>
           </w:tcPr>
           <w:p>
-            <w:r>
-              <w:t>6B</w:t>
-              <w:br/>
-              <w:t>COMPUTER</w:t>
-            </w:r>
+            <w:r/>
           </w:p>
         </w:tc>
         <w:tc>
@@ -703,11 +691,15 @@
             <w:tcW w:type="dxa" w:w="1530"/>
           </w:tcPr>
           <w:p>
-            <w:r>
-              <w:t>10F</w:t>
-              <w:br/>
-              <w:t>COMPUTER IX-X</w:t>
-            </w:r>
+            <w:r/>
+          </w:p>
+        </w:tc>
+        <w:tc>
+          <w:tcPr>
+            <w:tcW w:type="dxa" w:w="1530"/>
+          </w:tcPr>
+          <w:p>
+            <w:r/>
           </w:p>
         </w:tc>
         <w:tc>
@@ -747,16 +739,8 @@
             <w:tcW w:type="dxa" w:w="1530"/>
           </w:tcPr>
           <w:p>
-            <w:r/>
-          </w:p>
-        </w:tc>
-        <w:tc>
-          <w:tcPr>
-            <w:tcW w:type="dxa" w:w="1530"/>
-          </w:tcPr>
-          <w:p>
             <w:r>
-              <w:t>10F</w:t>
+              <w:t>9E</w:t>
               <w:br/>
               <w:t>COMPUTER IX-X</w:t>
             </w:r>
@@ -768,7 +752,19 @@
           </w:tcPr>
           <w:p>
             <w:r>
-              <w:t>7B</w:t>
+              <w:t>9E</w:t>
+              <w:br/>
+              <w:t>COMPUTER IX-X</w:t>
+            </w:r>
+          </w:p>
+        </w:tc>
+        <w:tc>
+          <w:tcPr>
+            <w:tcW w:type="dxa" w:w="1530"/>
+          </w:tcPr>
+          <w:p>
+            <w:r>
+              <w:t>6B</w:t>
               <w:br/>
               <w:t>COMPUTER</w:t>
             </w:r>
@@ -779,7 +775,11 @@
             <w:tcW w:type="dxa" w:w="1530"/>
           </w:tcPr>
           <w:p>
-            <w:r/>
+            <w:r>
+              <w:t>9E</w:t>
+              <w:br/>
+              <w:t>COMPUTER IX-X</w:t>
+            </w:r>
           </w:p>
         </w:tc>
         <w:tc>
@@ -825,11 +825,7 @@
             <w:tcW w:type="dxa" w:w="1530"/>
           </w:tcPr>
           <w:p>
-            <w:r>
-              <w:t>9E</w:t>
-              <w:br/>
-              <w:t>COMPUTER IX-X</w:t>
-            </w:r>
+            <w:r/>
           </w:p>
         </w:tc>
         <w:tc>
@@ -850,9 +846,9 @@
           </w:tcPr>
           <w:p>
             <w:r>
-              <w:t>6D</w:t>
+              <w:t>10F</w:t>
               <w:br/>
-              <w:t>COMPUTER</w:t>
+              <w:t>COMPUTER IX-X</w:t>
             </w:r>
           </w:p>
         </w:tc>
@@ -861,7 +857,11 @@
             <w:tcW w:type="dxa" w:w="1530"/>
           </w:tcPr>
           <w:p>
-            <w:r/>
+            <w:r>
+              <w:t>9E</w:t>
+              <w:br/>
+              <w:t>COMPUTER IX-X</w:t>
+            </w:r>
           </w:p>
         </w:tc>
         <w:tc>
